--- a/backend/data/attachments/research_overseas_14.docx
+++ b/backend/data/attachments/research_overseas_14.docx
@@ -21,9 +21,9 @@
       <w:r>
         <w:t>报告主题：海外市场配置建议</w:t>
         <w:br/>
-        <w:t>报告日期：2024-05-02</w:t>
+        <w:t>报告日期：2025-03-11</w:t>
         <w:br/>
-        <w:t>分析师：陈思远</w:t>
+        <w:t>分析师：刘德伟</w:t>
       </w:r>
     </w:p>
     <w:p>
@@ -33,7 +33,7 @@
     </w:p>
     <w:p>
       <w:r>
-        <w:t>本报告期内，市场整体呈现稳步回升态势。主要受政策预期提振驱动。</w:t>
+        <w:t>本报告期内，市场整体呈现稳步回升态势。主要受货币政策宽松驱动。</w:t>
       </w:r>
     </w:p>
     <w:p>
@@ -53,7 +53,7 @@
     </w:p>
     <w:p>
       <w:r>
-        <w:t>建议精选个券，重点关注被低估的价值标的。</w:t>
+        <w:t>建议防御为主，重点关注被低估的价值标的。</w:t>
       </w:r>
     </w:p>
     <w:sectPr>
